--- a/初二练习册/学生版/秋08 第3讲声现象 练习册 教师版.docx
+++ b/初二练习册/学生版/秋08 第3讲声现象 练习册 教师版.docx
@@ -776,12 +776,6 @@
         <w:pStyle w:val="1230"/>
         <w:ind w:left="588"/>
       </w:pPr>
-      <w:r>
-        <w:t>【答案】</w:t>
-      </w:r>
-      <w:r>
-        <w:t>C</w:t>
-      </w:r>
     </w:p>
     <w:p>
       <w:pPr>
@@ -1591,25 +1585,10 @@
       <w:pPr>
         <w:pStyle w:val="1230"/>
         <w:ind w:left="588"/>
-      </w:pPr>
-      <w:r>
-        <w:rPr>
-          <w:rFonts w:hint="eastAsia"/>
-        </w:rPr>
-        <w:t>【答案】</w:t>
-      </w:r>
-      <w:r>
-        <w:rPr>
-          <w:rFonts w:hint="eastAsia"/>
-        </w:rPr>
-        <w:t>B</w:t>
-      </w:r>
-      <w:r>
-        <w:rPr>
-          <w:rFonts w:hint="eastAsia"/>
-        </w:rPr>
-        <w:t>。</w:t>
-      </w:r>
+        <w:rPr>
+          <w:rFonts w:hint="eastAsia"/>
+        </w:rPr>
+      </w:pPr>
     </w:p>
     <w:p>
       <w:pPr>
@@ -1621,9 +1600,6 @@
       <w:pPr>
         <w:pStyle w:val="1230"/>
         <w:ind w:left="588"/>
-        <w:rPr>
-          <w:rFonts w:hint="eastAsia"/>
-        </w:rPr>
       </w:pPr>
     </w:p>
     <w:p>
@@ -2512,25 +2488,70 @@
       <w:pPr>
         <w:pStyle w:val="1230"/>
         <w:ind w:left="588"/>
-      </w:pPr>
-      <w:r>
-        <w:rPr>
-          <w:rFonts w:hint="eastAsia"/>
-        </w:rPr>
-        <w:t>【答案】</w:t>
-      </w:r>
-      <w:r>
-        <w:rPr>
-          <w:rFonts w:hint="eastAsia"/>
-        </w:rPr>
-        <w:t>C</w:t>
-      </w:r>
+        <w:rPr>
+          <w:rFonts w:hint="eastAsia"/>
+        </w:rPr>
+      </w:pPr>
     </w:p>
     <w:p>
       <w:pPr>
         <w:pStyle w:val="af0"/>
         <w:ind w:left="672" w:hanging="672"/>
-      </w:pPr>
+        <w:rPr>
+          <w:rFonts w:hint="eastAsia"/>
+        </w:rPr>
+      </w:pPr>
+      <w:r>
+        <w:rPr>
+          <w:rFonts w:eastAsia="新宋体" w:hint="eastAsia"/>
+          <w:noProof/>
+        </w:rPr>
+        <w:drawing>
+          <wp:anchor distT="0" distB="0" distL="0" distR="0" simplePos="0" relativeHeight="251657728" behindDoc="0" locked="0" layoutInCell="1" allowOverlap="1" wp14:anchorId="28759279" wp14:editId="04E78FFE">
+            <wp:simplePos x="0" y="0"/>
+            <wp:positionH relativeFrom="column">
+              <wp:posOffset>3531377</wp:posOffset>
+            </wp:positionH>
+            <wp:positionV relativeFrom="paragraph">
+              <wp:posOffset>572902</wp:posOffset>
+            </wp:positionV>
+            <wp:extent cx="1170305" cy="972820"/>
+            <wp:effectExtent l="0" t="0" r="6350" b="9525"/>
+            <wp:wrapNone/>
+            <wp:docPr id="54" name="图片24" descr="菁优网：http://www.jyeoo.com"/>
+            <wp:cNvGraphicFramePr>
+              <a:graphicFrameLocks xmlns:a="http://schemas.openxmlformats.org/drawingml/2006/main" noChangeAspect="1"/>
+            </wp:cNvGraphicFramePr>
+            <a:graphic xmlns:a="http://schemas.openxmlformats.org/drawingml/2006/main">
+              <a:graphicData uri="http://schemas.openxmlformats.org/drawingml/2006/picture">
+                <pic:pic xmlns:pic="http://schemas.openxmlformats.org/drawingml/2006/picture">
+                  <pic:nvPicPr>
+                    <pic:cNvPr id="54" name="图片24" descr="菁优网：http://www.jyeoo.com"/>
+                    <pic:cNvPicPr>
+                      <a:picLocks noChangeAspect="1"/>
+                    </pic:cNvPicPr>
+                  </pic:nvPicPr>
+                  <pic:blipFill>
+                    <a:blip r:embed="rId19" cstate="print"/>
+                    <a:stretch>
+                      <a:fillRect/>
+                    </a:stretch>
+                  </pic:blipFill>
+                  <pic:spPr>
+                    <a:xfrm>
+                      <a:off x="0" y="0"/>
+                      <a:ext cx="1170305" cy="972820"/>
+                    </a:xfrm>
+                    <a:prstGeom prst="rect">
+                      <a:avLst/>
+                    </a:prstGeom>
+                  </pic:spPr>
+                </pic:pic>
+              </a:graphicData>
+            </a:graphic>
+          </wp:anchor>
+        </w:drawing>
+      </w:r>
       <w:r>
         <w:rPr>
           <w:noProof/>
@@ -2710,62 +2731,6 @@
       </w:pPr>
       <w:r>
         <w:rPr>
-          <w:rFonts w:eastAsia="新宋体" w:hint="eastAsia"/>
-          <w:noProof/>
-        </w:rPr>
-        <w:drawing>
-          <wp:anchor distT="0" distB="0" distL="0" distR="0" simplePos="0" relativeHeight="251658240" behindDoc="0" locked="0" layoutInCell="1" allowOverlap="1" wp14:anchorId="28759279" wp14:editId="4180FB3B">
-            <wp:simplePos x="0" y="0"/>
-            <wp:positionH relativeFrom="column">
-              <wp:posOffset>3483610</wp:posOffset>
-            </wp:positionH>
-            <wp:positionV relativeFrom="paragraph">
-              <wp:posOffset>40640</wp:posOffset>
-            </wp:positionV>
-            <wp:extent cx="1170305" cy="972820"/>
-            <wp:effectExtent l="0" t="0" r="6350" b="9525"/>
-            <wp:wrapNone/>
-            <wp:docPr id="54" name="图片24" descr="菁优网：http://www.jyeoo.com"/>
-            <wp:cNvGraphicFramePr>
-              <a:graphicFrameLocks xmlns:a="http://schemas.openxmlformats.org/drawingml/2006/main" noChangeAspect="1"/>
-            </wp:cNvGraphicFramePr>
-            <a:graphic xmlns:a="http://schemas.openxmlformats.org/drawingml/2006/main">
-              <a:graphicData uri="http://schemas.openxmlformats.org/drawingml/2006/picture">
-                <pic:pic xmlns:pic="http://schemas.openxmlformats.org/drawingml/2006/picture">
-                  <pic:nvPicPr>
-                    <pic:cNvPr id="54" name="图片24" descr="菁优网：http://www.jyeoo.com"/>
-                    <pic:cNvPicPr>
-                      <a:picLocks noChangeAspect="1"/>
-                    </pic:cNvPicPr>
-                  </pic:nvPicPr>
-                  <pic:blipFill>
-                    <a:blip r:embed="rId19" cstate="print"/>
-                    <a:stretch>
-                      <a:fillRect/>
-                    </a:stretch>
-                  </pic:blipFill>
-                  <pic:spPr>
-                    <a:xfrm>
-                      <a:off x="0" y="0"/>
-                      <a:ext cx="1170305" cy="972820"/>
-                    </a:xfrm>
-                    <a:prstGeom prst="rect">
-                      <a:avLst/>
-                    </a:prstGeom>
-                  </pic:spPr>
-                </pic:pic>
-              </a:graphicData>
-            </a:graphic>
-          </wp:anchor>
-        </w:drawing>
-      </w:r>
-    </w:p>
-    <w:p>
-      <w:pPr>
-        <w:pStyle w:val="123"/>
-      </w:pPr>
-      <w:r>
-        <w:rPr>
           <w:rFonts w:hint="eastAsia"/>
         </w:rPr>
         <w:t>A</w:t>
@@ -2874,19 +2839,10 @@
       <w:pPr>
         <w:pStyle w:val="1230"/>
         <w:ind w:left="588"/>
-      </w:pPr>
-      <w:r>
-        <w:rPr>
-          <w:rFonts w:hint="eastAsia"/>
-        </w:rPr>
-        <w:t>【答案】</w:t>
-      </w:r>
-      <w:r>
-        <w:rPr>
-          <w:rFonts w:hint="eastAsia"/>
-        </w:rPr>
-        <w:t>D</w:t>
-      </w:r>
+        <w:rPr>
+          <w:rFonts w:hint="eastAsia"/>
+        </w:rPr>
+      </w:pPr>
     </w:p>
     <w:p>
       <w:pPr>
@@ -3125,19 +3081,16 @@
       <w:pPr>
         <w:pStyle w:val="1230"/>
         <w:ind w:left="588"/>
-      </w:pPr>
-      <w:r>
-        <w:rPr>
-          <w:rFonts w:hint="eastAsia"/>
-        </w:rPr>
-        <w:t>【答案】</w:t>
-      </w:r>
-      <w:r>
-        <w:rPr>
-          <w:rFonts w:hint="eastAsia"/>
-        </w:rPr>
-        <w:t>A</w:t>
-      </w:r>
+        <w:rPr>
+          <w:rFonts w:hint="eastAsia"/>
+        </w:rPr>
+      </w:pPr>
+    </w:p>
+    <w:p>
+      <w:pPr>
+        <w:pStyle w:val="1230"/>
+        <w:ind w:left="588"/>
+      </w:pPr>
     </w:p>
     <w:p>
       <w:pPr>
@@ -3467,19 +3420,10 @@
       <w:pPr>
         <w:pStyle w:val="1230"/>
         <w:ind w:left="588"/>
-      </w:pPr>
-      <w:r>
-        <w:rPr>
-          <w:rFonts w:hint="eastAsia"/>
-        </w:rPr>
-        <w:t>【答案】</w:t>
-      </w:r>
-      <w:r>
-        <w:rPr>
-          <w:rFonts w:hint="eastAsia"/>
-        </w:rPr>
-        <w:t>D</w:t>
-      </w:r>
+        <w:rPr>
+          <w:rFonts w:hint="eastAsia"/>
+        </w:rPr>
+      </w:pPr>
     </w:p>
     <w:p>
       <w:pPr>
@@ -3855,25 +3799,10 @@
       <w:pPr>
         <w:pStyle w:val="1230"/>
         <w:ind w:left="588"/>
-      </w:pPr>
-      <w:r>
-        <w:rPr>
-          <w:rFonts w:hint="eastAsia"/>
-        </w:rPr>
-        <w:t>【答案】振幅；响度；音调；</w:t>
-      </w:r>
-      <w:r>
-        <w:rPr>
-          <w:rFonts w:hint="eastAsia"/>
-        </w:rPr>
-        <w:t>0.5</w:t>
-      </w:r>
-      <w:r>
-        <w:rPr>
-          <w:rFonts w:hint="eastAsia"/>
-        </w:rPr>
-        <w:t>。</w:t>
-      </w:r>
+        <w:rPr>
+          <w:rFonts w:hint="eastAsia"/>
+        </w:rPr>
+      </w:pPr>
     </w:p>
     <w:p>
       <w:pPr>
@@ -4192,19 +4121,10 @@
       <w:pPr>
         <w:pStyle w:val="1230"/>
         <w:ind w:left="588"/>
-      </w:pPr>
-      <w:r>
-        <w:rPr>
-          <w:rFonts w:hint="eastAsia"/>
-        </w:rPr>
-        <w:t>【答案】</w:t>
-      </w:r>
-      <w:r>
-        <w:rPr>
-          <w:rFonts w:hint="eastAsia"/>
-        </w:rPr>
-        <w:t>C</w:t>
-      </w:r>
+        <w:rPr>
+          <w:rFonts w:hint="eastAsia"/>
+        </w:rPr>
+      </w:pPr>
     </w:p>
     <w:p>
       <w:pPr>
@@ -4527,18 +4447,6 @@
           <w:rFonts w:hint="eastAsia"/>
         </w:rPr>
       </w:pPr>
-      <w:r>
-        <w:rPr>
-          <w:rFonts w:hint="eastAsia"/>
-        </w:rPr>
-        <w:t>【答案】</w:t>
-      </w:r>
-      <w:r>
-        <w:rPr>
-          <w:rFonts w:hint="eastAsia"/>
-        </w:rPr>
-        <w:t>B</w:t>
-      </w:r>
     </w:p>
     <w:p>
       <w:pPr>
@@ -5247,9 +5155,6 @@
     <w:p>
       <w:pPr>
         <w:pStyle w:val="123"/>
-        <w:rPr>
-          <w:rFonts w:hint="eastAsia"/>
-        </w:rPr>
       </w:pPr>
       <w:r>
         <w:rPr>
@@ -5366,85 +5271,10 @@
       <w:pPr>
         <w:pStyle w:val="1230"/>
         <w:ind w:left="588"/>
-      </w:pPr>
-      <w:r>
-        <w:rPr>
-          <w:rFonts w:hint="eastAsia"/>
-        </w:rPr>
-        <w:t>【答案】（</w:t>
-      </w:r>
-      <w:r>
-        <w:rPr>
-          <w:rFonts w:hint="eastAsia"/>
-        </w:rPr>
-        <w:t>1</w:t>
-      </w:r>
-      <w:r>
-        <w:rPr>
-          <w:rFonts w:hint="eastAsia"/>
-        </w:rPr>
-        <w:t>）振动；能；转换法；（</w:t>
-      </w:r>
-      <w:r>
-        <w:rPr>
-          <w:rFonts w:hint="eastAsia"/>
-        </w:rPr>
-        <w:t>2</w:t>
-      </w:r>
-      <w:r>
-        <w:rPr>
-          <w:rFonts w:hint="eastAsia"/>
-        </w:rPr>
-        <w:t>）响度；控制变量法（</w:t>
-      </w:r>
-      <w:r>
-        <w:rPr>
-          <w:rFonts w:hint="eastAsia"/>
-        </w:rPr>
-        <w:t>3</w:t>
-      </w:r>
-      <w:r>
-        <w:rPr>
-          <w:rFonts w:hint="eastAsia"/>
-        </w:rPr>
-        <w:t>）能量；（</w:t>
-      </w:r>
-      <w:r>
-        <w:rPr>
-          <w:rFonts w:hint="eastAsia"/>
-        </w:rPr>
-        <w:t>4</w:t>
-      </w:r>
-      <w:r>
-        <w:rPr>
-          <w:rFonts w:hint="eastAsia"/>
-        </w:rPr>
-        <w:t>）快；高。</w:t>
-      </w:r>
-    </w:p>
-    <w:p>
-      <w:pPr>
-        <w:pStyle w:val="1230"/>
-        <w:ind w:left="588"/>
-      </w:pPr>
-      <w:r>
-        <w:rPr>
-          <w:rFonts w:hint="eastAsia"/>
-        </w:rPr>
-        <w:t>（</w:t>
-      </w:r>
-      <w:r>
-        <w:rPr>
-          <w:rFonts w:hint="eastAsia"/>
-        </w:rPr>
-        <w:t>5</w:t>
-      </w:r>
-      <w:r>
-        <w:rPr>
-          <w:rFonts w:hint="eastAsia"/>
-        </w:rPr>
-        <w:t>）响度；声音的传播需要介质，真空不能传声；理想实验法</w:t>
-      </w:r>
+        <w:rPr>
+          <w:rFonts w:hint="eastAsia"/>
+        </w:rPr>
+      </w:pPr>
     </w:p>
     <w:p>
       <w:pPr>
@@ -5461,6 +5291,15 @@
         <w:ind w:left="672" w:hanging="672"/>
         <w:rPr>
           <w:rFonts w:eastAsia="新宋体"/>
+        </w:rPr>
+      </w:pPr>
+    </w:p>
+    <w:p>
+      <w:pPr>
+        <w:pStyle w:val="af0"/>
+        <w:ind w:left="672" w:hanging="672"/>
+        <w:rPr>
+          <w:rFonts w:eastAsia="新宋体" w:hint="eastAsia"/>
         </w:rPr>
       </w:pPr>
     </w:p>
@@ -6332,61 +6171,10 @@
       <w:pPr>
         <w:pStyle w:val="1230"/>
         <w:ind w:left="588"/>
-      </w:pPr>
-      <w:r>
-        <w:rPr>
-          <w:rFonts w:hint="eastAsia"/>
-        </w:rPr>
-        <w:t>【答案】（</w:t>
-      </w:r>
-      <w:r>
-        <w:rPr>
-          <w:rFonts w:hint="eastAsia"/>
-        </w:rPr>
-        <w:t>1</w:t>
-      </w:r>
-      <w:r>
-        <w:rPr>
-          <w:rFonts w:hint="eastAsia"/>
-        </w:rPr>
-        <w:t>）松紧程度；（</w:t>
-      </w:r>
-      <w:r>
-        <w:rPr>
-          <w:rFonts w:hint="eastAsia"/>
-        </w:rPr>
-        <w:t>2</w:t>
-      </w:r>
-      <w:r>
-        <w:rPr>
-          <w:rFonts w:hint="eastAsia"/>
-        </w:rPr>
-        <w:t>）乙、丙；（</w:t>
-      </w:r>
-      <w:r>
-        <w:rPr>
-          <w:rFonts w:hint="eastAsia"/>
-        </w:rPr>
-        <w:t>3</w:t>
-      </w:r>
-      <w:r>
-        <w:rPr>
-          <w:rFonts w:hint="eastAsia"/>
-        </w:rPr>
-        <w:t>）粗细；细；（</w:t>
-      </w:r>
-      <w:r>
-        <w:rPr>
-          <w:rFonts w:hint="eastAsia"/>
-        </w:rPr>
-        <w:t>4</w:t>
-      </w:r>
-      <w:r>
-        <w:rPr>
-          <w:rFonts w:hint="eastAsia"/>
-        </w:rPr>
-        <w:t>）控制变量法。</w:t>
-      </w:r>
+        <w:rPr>
+          <w:rFonts w:hint="eastAsia"/>
+        </w:rPr>
+      </w:pPr>
     </w:p>
     <w:p>
       <w:pPr>
@@ -6674,7 +6462,37 @@
         <w:rPr>
           <w:rFonts w:hint="eastAsia"/>
         </w:rPr>
-        <w:t xml:space="preserve">　</w:t>
+        <w:t>_______</w:t>
+      </w:r>
+      <w:r>
+        <w:rPr>
+          <w:rFonts w:hint="eastAsia"/>
+        </w:rPr>
+        <w:t>（选填“</w:t>
+      </w:r>
+      <w:r>
+        <w:rPr>
+          <w:rFonts w:hint="eastAsia"/>
+        </w:rPr>
+        <w:t>A</w:t>
+      </w:r>
+      <w:r>
+        <w:rPr>
+          <w:rFonts w:hint="eastAsia"/>
+        </w:rPr>
+        <w:t>”“</w:t>
+      </w:r>
+      <w:r>
+        <w:rPr>
+          <w:rFonts w:hint="eastAsia"/>
+        </w:rPr>
+        <w:t>B</w:t>
+      </w:r>
+      <w:r>
+        <w:rPr>
+          <w:rFonts w:hint="eastAsia"/>
+        </w:rPr>
+        <w:t>”或“</w:t>
       </w:r>
       <w:r>
         <w:rPr>
@@ -6686,13 +6504,13 @@
         <w:rPr>
           <w:rFonts w:hint="eastAsia"/>
         </w:rPr>
-        <w:t xml:space="preserve">　</w:t>
-      </w:r>
-      <w:r>
-        <w:rPr>
-          <w:rFonts w:hint="eastAsia"/>
-        </w:rPr>
-        <w:t xml:space="preserve"> </w:t>
+        <w:t>”）区，低音区为图甲中的</w:t>
+      </w:r>
+      <w:r>
+        <w:rPr>
+          <w:rFonts w:hint="eastAsia"/>
+        </w:rPr>
+        <w:t>_______</w:t>
       </w:r>
       <w:r>
         <w:rPr>
@@ -6734,78 +6552,6 @@
         <w:rPr>
           <w:rFonts w:hint="eastAsia"/>
         </w:rPr>
-        <w:t>”）区，低音区为图甲中的</w:t>
-      </w:r>
-      <w:r>
-        <w:rPr>
-          <w:rFonts w:hint="eastAsia"/>
-        </w:rPr>
-        <w:t xml:space="preserve"> </w:t>
-      </w:r>
-      <w:r>
-        <w:rPr>
-          <w:rFonts w:hint="eastAsia"/>
-        </w:rPr>
-        <w:t xml:space="preserve">　</w:t>
-      </w:r>
-      <w:r>
-        <w:rPr>
-          <w:rFonts w:hint="eastAsia"/>
-        </w:rPr>
-        <w:t>A</w:t>
-      </w:r>
-      <w:r>
-        <w:rPr>
-          <w:rFonts w:hint="eastAsia"/>
-        </w:rPr>
-        <w:t xml:space="preserve">　</w:t>
-      </w:r>
-      <w:r>
-        <w:rPr>
-          <w:rFonts w:hint="eastAsia"/>
-        </w:rPr>
-        <w:t xml:space="preserve"> </w:t>
-      </w:r>
-      <w:r>
-        <w:rPr>
-          <w:rFonts w:hint="eastAsia"/>
-        </w:rPr>
-        <w:t>（选填“</w:t>
-      </w:r>
-      <w:r>
-        <w:rPr>
-          <w:rFonts w:hint="eastAsia"/>
-        </w:rPr>
-        <w:t>A</w:t>
-      </w:r>
-      <w:r>
-        <w:rPr>
-          <w:rFonts w:hint="eastAsia"/>
-        </w:rPr>
-        <w:t>”“</w:t>
-      </w:r>
-      <w:r>
-        <w:rPr>
-          <w:rFonts w:hint="eastAsia"/>
-        </w:rPr>
-        <w:t>B</w:t>
-      </w:r>
-      <w:r>
-        <w:rPr>
-          <w:rFonts w:hint="eastAsia"/>
-        </w:rPr>
-        <w:t>”或“</w:t>
-      </w:r>
-      <w:r>
-        <w:rPr>
-          <w:rFonts w:hint="eastAsia"/>
-        </w:rPr>
-        <w:t>C</w:t>
-      </w:r>
-      <w:r>
-        <w:rPr>
-          <w:rFonts w:hint="eastAsia"/>
-        </w:rPr>
         <w:t>”）区；</w:t>
       </w:r>
     </w:p>
@@ -6835,31 +6581,7 @@
         <w:rPr>
           <w:rFonts w:hint="eastAsia"/>
         </w:rPr>
-        <w:t xml:space="preserve"> </w:t>
-      </w:r>
-      <w:r>
-        <w:rPr>
-          <w:rFonts w:hint="eastAsia"/>
-        </w:rPr>
-        <w:t xml:space="preserve">　</w:t>
-      </w:r>
-      <w:r>
-        <w:rPr>
-          <w:rFonts w:hint="eastAsia"/>
-        </w:rPr>
-        <w:t>D</w:t>
-      </w:r>
-      <w:r>
-        <w:rPr>
-          <w:rFonts w:hint="eastAsia"/>
-        </w:rPr>
-        <w:t xml:space="preserve">　</w:t>
-      </w:r>
-      <w:r>
-        <w:rPr>
-          <w:rFonts w:hint="eastAsia"/>
-        </w:rPr>
-        <w:t xml:space="preserve"> </w:t>
+        <w:t>_______</w:t>
       </w:r>
       <w:r>
         <w:rPr>
@@ -6908,85 +6630,10 @@
       <w:pPr>
         <w:pStyle w:val="1230"/>
         <w:ind w:left="588"/>
-      </w:pPr>
-      <w:r>
-        <w:rPr>
-          <w:rFonts w:hint="eastAsia"/>
-        </w:rPr>
-        <w:t>【答案】（</w:t>
-      </w:r>
-      <w:r>
-        <w:rPr>
-          <w:rFonts w:hint="eastAsia"/>
-        </w:rPr>
-        <w:t>1</w:t>
-      </w:r>
-      <w:r>
-        <w:rPr>
-          <w:rFonts w:hint="eastAsia"/>
-        </w:rPr>
-        <w:t>）响度；（</w:t>
-      </w:r>
-      <w:r>
-        <w:rPr>
-          <w:rFonts w:hint="eastAsia"/>
-        </w:rPr>
-        <w:t>2</w:t>
-      </w:r>
-      <w:r>
-        <w:rPr>
-          <w:rFonts w:hint="eastAsia"/>
-        </w:rPr>
-        <w:t>）</w:t>
-      </w:r>
-      <w:r>
-        <w:rPr>
-          <w:rFonts w:hint="eastAsia"/>
-        </w:rPr>
-        <w:t>C</w:t>
-      </w:r>
-      <w:r>
-        <w:rPr>
-          <w:rFonts w:hint="eastAsia"/>
-        </w:rPr>
-        <w:t>；</w:t>
-      </w:r>
-      <w:r>
-        <w:rPr>
-          <w:rFonts w:hint="eastAsia"/>
-        </w:rPr>
-        <w:t>A</w:t>
-      </w:r>
-      <w:r>
-        <w:rPr>
-          <w:rFonts w:hint="eastAsia"/>
-        </w:rPr>
-        <w:t>；（</w:t>
-      </w:r>
-      <w:r>
-        <w:rPr>
-          <w:rFonts w:hint="eastAsia"/>
-        </w:rPr>
-        <w:t>3</w:t>
-      </w:r>
-      <w:r>
-        <w:rPr>
-          <w:rFonts w:hint="eastAsia"/>
-        </w:rPr>
-        <w:t>）</w:t>
-      </w:r>
-      <w:r>
-        <w:rPr>
-          <w:rFonts w:hint="eastAsia"/>
-        </w:rPr>
-        <w:t>D</w:t>
-      </w:r>
-      <w:r>
-        <w:rPr>
-          <w:rFonts w:hint="eastAsia"/>
-        </w:rPr>
-        <w:t>。</w:t>
-      </w:r>
+        <w:rPr>
+          <w:rFonts w:hint="eastAsia"/>
+        </w:rPr>
+      </w:pPr>
     </w:p>
     <w:p>
       <w:pPr>
@@ -7397,84 +7044,27 @@
         <w:pStyle w:val="1230"/>
         <w:ind w:left="588"/>
       </w:pPr>
-      <w:r>
-        <w:rPr>
-          <w:rFonts w:hint="eastAsia"/>
-        </w:rPr>
-        <w:t>【答案】（</w:t>
-      </w:r>
-      <w:r>
-        <w:rPr>
-          <w:rFonts w:hint="eastAsia"/>
-        </w:rPr>
-        <w:t>1</w:t>
-      </w:r>
-      <w:r>
-        <w:rPr>
-          <w:rFonts w:hint="eastAsia"/>
-        </w:rPr>
-        <w:t>）经过</w:t>
-      </w:r>
-      <w:r>
-        <w:rPr>
-          <w:rFonts w:hint="eastAsia"/>
-        </w:rPr>
-        <w:t>1s</w:t>
-      </w:r>
-      <w:r>
-        <w:rPr>
-          <w:rFonts w:hint="eastAsia"/>
-        </w:rPr>
-        <w:t>，汽车运动过的距离为</w:t>
-      </w:r>
-      <w:r>
-        <w:rPr>
-          <w:rFonts w:hint="eastAsia"/>
-        </w:rPr>
-        <w:t>14m</w:t>
-      </w:r>
-      <w:r>
-        <w:rPr>
-          <w:rFonts w:hint="eastAsia"/>
-        </w:rPr>
-        <w:t>；（</w:t>
-      </w:r>
-      <w:r>
-        <w:rPr>
-          <w:rFonts w:hint="eastAsia"/>
-        </w:rPr>
-        <w:t>2</w:t>
-      </w:r>
-      <w:r>
-        <w:rPr>
-          <w:rFonts w:hint="eastAsia"/>
-        </w:rPr>
-        <w:t>）相邻凹槽之间的距离是</w:t>
-      </w:r>
-      <w:r>
-        <w:rPr>
-          <w:rFonts w:hint="eastAsia"/>
-        </w:rPr>
-        <w:t>0.04m</w:t>
-      </w:r>
-      <w:r>
-        <w:rPr>
-          <w:rFonts w:hint="eastAsia"/>
-        </w:rPr>
-        <w:t>；（</w:t>
-      </w:r>
-      <w:r>
-        <w:rPr>
-          <w:rFonts w:hint="eastAsia"/>
-        </w:rPr>
-        <w:t>3</w:t>
-      </w:r>
-      <w:r>
-        <w:rPr>
-          <w:rFonts w:hint="eastAsia"/>
-        </w:rPr>
-        <w:t>）变宽。</w:t>
-      </w:r>
+    </w:p>
+    <w:p>
+      <w:pPr>
+        <w:pStyle w:val="1230"/>
+        <w:ind w:left="588"/>
+      </w:pPr>
+    </w:p>
+    <w:p>
+      <w:pPr>
+        <w:pStyle w:val="1230"/>
+        <w:ind w:left="588"/>
+      </w:pPr>
+    </w:p>
+    <w:p>
+      <w:pPr>
+        <w:pStyle w:val="1230"/>
+        <w:ind w:left="588"/>
+        <w:rPr>
+          <w:rFonts w:hint="eastAsia"/>
+        </w:rPr>
+      </w:pPr>
     </w:p>
     <w:p>
       <w:pPr>
@@ -7860,139 +7450,10 @@
       <w:pPr>
         <w:pStyle w:val="1230"/>
         <w:ind w:left="588"/>
-      </w:pPr>
-      <w:r>
-        <w:rPr>
-          <w:rFonts w:hint="eastAsia"/>
-        </w:rPr>
-        <w:t>【答案】</w:t>
-      </w:r>
-      <w:r>
-        <w:rPr>
-          <w:rFonts w:hint="eastAsia"/>
-        </w:rPr>
-        <w:t>（</w:t>
-      </w:r>
-      <w:r>
-        <w:rPr>
-          <w:rFonts w:hint="eastAsia"/>
-        </w:rPr>
-        <w:t>1</w:t>
-      </w:r>
-      <w:r>
-        <w:rPr>
-          <w:rFonts w:hint="eastAsia"/>
-        </w:rPr>
-        <w:t>）从鸣笛到</w:t>
-      </w:r>
-      <w:r>
-        <w:rPr>
-          <w:rFonts w:hint="eastAsia"/>
-        </w:rPr>
-        <w:t>6s</w:t>
-      </w:r>
-      <w:r>
-        <w:rPr>
-          <w:rFonts w:hint="eastAsia"/>
-        </w:rPr>
-        <w:t>后听到回声，车行驶了</w:t>
-      </w:r>
-      <w:r>
-        <w:rPr>
-          <w:rFonts w:hint="eastAsia"/>
-        </w:rPr>
-        <w:t>90m</w:t>
-      </w:r>
-      <w:r>
-        <w:rPr>
-          <w:rFonts w:hint="eastAsia"/>
-        </w:rPr>
-        <w:t>；</w:t>
-      </w:r>
-    </w:p>
-    <w:p>
-      <w:pPr>
-        <w:pStyle w:val="1230"/>
-        <w:ind w:left="588"/>
-      </w:pPr>
-      <w:r>
-        <w:rPr>
-          <w:rFonts w:hint="eastAsia"/>
-        </w:rPr>
-        <w:t>（</w:t>
-      </w:r>
-      <w:r>
-        <w:rPr>
-          <w:rFonts w:hint="eastAsia"/>
-        </w:rPr>
-        <w:t>2</w:t>
-      </w:r>
-      <w:r>
-        <w:rPr>
-          <w:rFonts w:hint="eastAsia"/>
-        </w:rPr>
-        <w:t>）从鸣笛到</w:t>
-      </w:r>
-      <w:r>
-        <w:rPr>
-          <w:rFonts w:hint="eastAsia"/>
-        </w:rPr>
-        <w:t>6s</w:t>
-      </w:r>
-      <w:r>
-        <w:rPr>
-          <w:rFonts w:hint="eastAsia"/>
-        </w:rPr>
-        <w:t>后听到回声，声音传播的路程是</w:t>
-      </w:r>
-      <w:r>
-        <w:rPr>
-          <w:rFonts w:hint="eastAsia"/>
-        </w:rPr>
-        <w:t>2040m</w:t>
-      </w:r>
-      <w:r>
-        <w:rPr>
-          <w:rFonts w:hint="eastAsia"/>
-        </w:rPr>
-        <w:t>；</w:t>
-      </w:r>
-    </w:p>
-    <w:p>
-      <w:pPr>
-        <w:pStyle w:val="1230"/>
-        <w:ind w:left="588"/>
-      </w:pPr>
-      <w:r>
-        <w:rPr>
-          <w:rFonts w:hint="eastAsia"/>
-        </w:rPr>
-        <w:t>（</w:t>
-      </w:r>
-      <w:r>
-        <w:rPr>
-          <w:rFonts w:hint="eastAsia"/>
-        </w:rPr>
-        <w:t>3</w:t>
-      </w:r>
-      <w:r>
-        <w:rPr>
-          <w:rFonts w:hint="eastAsia"/>
-        </w:rPr>
-        <w:t>）车鸣笛的位置到高山的距离为</w:t>
-      </w:r>
-      <w:r>
-        <w:rPr>
-          <w:rFonts w:hint="eastAsia"/>
-        </w:rPr>
-        <w:t>1065m</w:t>
-      </w:r>
-      <w:r>
-        <w:rPr>
-          <w:rFonts w:hint="eastAsia"/>
-        </w:rPr>
-        <w:t>。</w:t>
-      </w:r>
+        <w:rPr>
+          <w:rFonts w:hint="eastAsia"/>
+        </w:rPr>
+      </w:pPr>
     </w:p>
     <w:p>
       <w:pPr>
@@ -9201,118 +8662,10 @@
       <w:pPr>
         <w:pStyle w:val="1230"/>
         <w:ind w:left="588"/>
-      </w:pPr>
-      <w:r>
-        <w:rPr>
-          <w:rFonts w:hint="eastAsia"/>
-        </w:rPr>
-        <w:t>【答案】</w:t>
-      </w:r>
-      <w:r>
-        <w:rPr>
-          <w:rFonts w:hint="eastAsia"/>
-        </w:rPr>
-        <w:t>（</w:t>
-      </w:r>
-      <w:r>
-        <w:rPr>
-          <w:rFonts w:hint="eastAsia"/>
-        </w:rPr>
-        <w:t>1</w:t>
-      </w:r>
-      <w:r>
-        <w:rPr>
-          <w:rFonts w:hint="eastAsia"/>
-        </w:rPr>
-        <w:t>）木；塑料；（</w:t>
-      </w:r>
-      <w:r>
-        <w:rPr>
-          <w:rFonts w:hint="eastAsia"/>
-        </w:rPr>
-        <w:t>2</w:t>
-      </w:r>
-      <w:r>
-        <w:rPr>
-          <w:rFonts w:hint="eastAsia"/>
-        </w:rPr>
-        <w:t>）铁盒；</w:t>
-      </w:r>
-      <w:r>
-        <w:rPr>
-          <w:rFonts w:hint="eastAsia"/>
-        </w:rPr>
-        <w:t>1m</w:t>
-      </w:r>
-      <w:r>
-        <w:rPr>
-          <w:rFonts w:hint="eastAsia"/>
-        </w:rPr>
-        <w:t>；</w:t>
-      </w:r>
-      <w:r>
-        <w:rPr>
-          <w:rFonts w:hint="eastAsia"/>
-        </w:rPr>
-        <w:t>63.5dB</w:t>
-      </w:r>
-      <w:r>
-        <w:rPr>
-          <w:rFonts w:hint="eastAsia"/>
-        </w:rPr>
-        <w:t>；</w:t>
-      </w:r>
-      <m:oMath>
-        <m:f>
-          <m:fPr>
-            <m:ctrlPr>
-              <w:rPr>
-                <w:rFonts w:ascii="Cambria Math" w:hAnsi="Cambria Math"/>
-                <w:sz w:val="28"/>
-                <w:szCs w:val="28"/>
-              </w:rPr>
-            </m:ctrlPr>
-          </m:fPr>
-          <m:num>
-            <m:r>
-              <w:rPr>
-                <w:rFonts w:ascii="Cambria Math" w:hAnsi="Cambria Math"/>
-                <w:sz w:val="28"/>
-                <w:szCs w:val="28"/>
-              </w:rPr>
-              <m:t>63.5-L</m:t>
-            </m:r>
-          </m:num>
-          <m:den>
-            <m:r>
-              <w:rPr>
-                <w:rFonts w:ascii="Cambria Math" w:hAnsi="Cambria Math"/>
-                <w:sz w:val="28"/>
-                <w:szCs w:val="28"/>
-              </w:rPr>
-              <m:t>63.5</m:t>
-            </m:r>
-          </m:den>
-        </m:f>
-        <m:r>
-          <w:rPr>
-            <w:rFonts w:ascii="Cambria Math" w:hAnsi="Cambria Math"/>
-          </w:rPr>
-          <m:t>×</m:t>
-        </m:r>
-      </m:oMath>
-      <w:r>
-        <w:rPr>
-          <w:rFonts w:hint="eastAsia"/>
-        </w:rPr>
-        <w:t>100%</w:t>
-      </w:r>
-      <w:r>
-        <w:rPr>
-          <w:rFonts w:hint="eastAsia"/>
-        </w:rPr>
-        <w:t>。</w:t>
-      </w:r>
+        <w:rPr>
+          <w:rFonts w:hint="eastAsia"/>
+        </w:rPr>
+      </w:pPr>
     </w:p>
     <w:p>
       <w:pPr>
@@ -10264,139 +9617,16 @@
       <w:pPr>
         <w:pStyle w:val="1230"/>
         <w:ind w:left="588"/>
-      </w:pPr>
-      <w:r>
-        <w:rPr>
-          <w:rFonts w:hint="eastAsia"/>
-        </w:rPr>
-        <w:t>【答案】</w:t>
-      </w:r>
-      <w:r>
-        <w:rPr>
-          <w:rFonts w:hint="eastAsia"/>
-        </w:rPr>
-        <w:t>（</w:t>
-      </w:r>
-      <w:r>
-        <w:rPr>
-          <w:rFonts w:hint="eastAsia"/>
-        </w:rPr>
-        <w:t>1</w:t>
-      </w:r>
-      <w:r>
-        <w:rPr>
-          <w:rFonts w:hint="eastAsia"/>
-        </w:rPr>
-        <w:t>）阻断噪声传播；（</w:t>
-      </w:r>
-      <w:r>
-        <w:rPr>
-          <w:rFonts w:hint="eastAsia"/>
-        </w:rPr>
-        <w:t>2</w:t>
-      </w:r>
-      <w:r>
-        <w:rPr>
-          <w:rFonts w:hint="eastAsia"/>
-        </w:rPr>
-        <w:t>）机械闹钟；相同；</w:t>
-      </w:r>
+        <w:rPr>
+          <w:rFonts w:hint="eastAsia"/>
+        </w:rPr>
+      </w:pPr>
     </w:p>
     <w:p>
       <w:pPr>
         <w:pStyle w:val="1230"/>
         <w:ind w:left="588"/>
       </w:pPr>
-      <w:r>
-        <w:rPr>
-          <w:rFonts w:hint="eastAsia"/>
-        </w:rPr>
-        <w:t>（</w:t>
-      </w:r>
-      <w:r>
-        <w:rPr>
-          <w:rFonts w:hint="eastAsia"/>
-        </w:rPr>
-        <w:t>3</w:t>
-      </w:r>
-      <w:r>
-        <w:rPr>
-          <w:rFonts w:hint="eastAsia"/>
-        </w:rPr>
-        <w:t>）良好；安全环保，空间使用率在</w:t>
-      </w:r>
-      <w:r>
-        <w:rPr>
-          <w:rFonts w:hint="eastAsia"/>
-        </w:rPr>
-        <w:t>80%</w:t>
-      </w:r>
-      <w:r>
-        <w:rPr>
-          <w:rFonts w:hint="eastAsia"/>
-        </w:rPr>
-        <w:t>﹣</w:t>
-      </w:r>
-      <w:r>
-        <w:rPr>
-          <w:rFonts w:hint="eastAsia"/>
-        </w:rPr>
-        <w:t>50%</w:t>
-      </w:r>
-      <w:r>
-        <w:rPr>
-          <w:rFonts w:hint="eastAsia"/>
-        </w:rPr>
-        <w:t>（或</w:t>
-      </w:r>
-      <w:r>
-        <w:rPr>
-          <w:rFonts w:hint="eastAsia"/>
-        </w:rPr>
-        <w:t>62.4%</w:t>
-      </w:r>
-      <w:r>
-        <w:rPr>
-          <w:rFonts w:hint="eastAsia"/>
-        </w:rPr>
-        <w:t>），声音降低量大于</w:t>
-      </w:r>
-      <w:r>
-        <w:rPr>
-          <w:rFonts w:hint="eastAsia"/>
-        </w:rPr>
-        <w:t>7dB</w:t>
-      </w:r>
-      <w:r>
-        <w:rPr>
-          <w:rFonts w:hint="eastAsia"/>
-        </w:rPr>
-        <w:t>（或</w:t>
-      </w:r>
-      <w:r>
-        <w:rPr>
-          <w:rFonts w:hint="eastAsia"/>
-        </w:rPr>
-        <w:t>13dB</w:t>
-      </w:r>
-      <w:r>
-        <w:rPr>
-          <w:rFonts w:hint="eastAsia"/>
-        </w:rPr>
-        <w:t>）；适当减小隔音材料的厚度</w:t>
-      </w:r>
-      <w:r>
-        <w:rPr>
-          <w:rFonts w:hint="eastAsia"/>
-        </w:rPr>
-        <w:t>/</w:t>
-      </w:r>
-      <w:r>
-        <w:rPr>
-          <w:rFonts w:hint="eastAsia"/>
-        </w:rPr>
-        <w:t>选取更薄隔音效果更好的隔音材料，提高空间使用率。</w:t>
-      </w:r>
     </w:p>
     <w:sectPr>
       <w:headerReference w:type="even" r:id="rId33"/>
